--- a/tests/evals/timesheets/14-docx-marcus-07/input.docx
+++ b/tests/evals/timesheets/14-docx-marcus-07/input.docx
@@ -24,7 +24,7 @@
     </w:p>
     <w:p>
       <w:r>
-        <w:t>Total: 184.00</w:t>
+        <w:t>Total: 176.00</w:t>
       </w:r>
     </w:p>
     <w:p>
